--- a/Reflection - Deployment and Installation Guide v1.0.docx
+++ b/Reflection - Deployment and Installation Guide v1.0.docx
@@ -112,21 +112,21 @@
       <w:r>
         <w:rPr>
           <w:color w:val="8FA0B2"/>
-          <w:sz w:val="17"/>
+          <w:sz w:val="15"/>
           <w:caps w:val="1"/>
-          <w:spacing w:val="44"/>
+          <w:spacing w:val="18"/>
         </w:rPr>
-        <w:t xml:space="preserve">Client Handover Manual</w:t>
+        <w:t xml:space="preserve">Deployment &amp; Installation Guide</w:t>
       </w:r>
     </w:p>
     <w:p>
       <w:pPr>
-        <w:spacing w:before="0" w:after="1750" w:line="240" w:lineRule="auto"/>
+        <w:spacing w:before="0" w:after="1150" w:line="240" w:lineRule="auto"/>
       </w:pPr>
     </w:p>
     <w:p>
       <w:pPr>
-        <w:spacing w:before="0" w:after="0" w:line="240" w:lineRule="auto"/>
+        <w:spacing w:before="0" w:after="120" w:line="240" w:lineRule="auto"/>
         <w:jc w:val="center"/>
       </w:pPr>
       <w:r>
@@ -135,7 +135,7 @@
         </w:rPr>
         <w:drawing>
           <wp:inline distT="0" distB="0" distL="0" distR="0">
-            <wp:extent cx="3017520" cy="1430304"/>
+            <wp:extent cx="1225296" cy="1417320"/>
             <wp:effectExtent l="0" t="0" r="0" b="0"/>
             <wp:docPr id="1005" name="Reflection"/>
             <wp:cNvGraphicFramePr>
@@ -157,7 +157,7 @@
                   <pic:spPr>
                     <a:xfrm>
                       <a:off x="0" y="0"/>
-                      <a:ext cx="3017520" cy="1430304"/>
+                      <a:ext cx="1225296" cy="1417320"/>
                     </a:xfrm>
                     <a:prstGeom prst="rect">
                       <a:avLst/>
@@ -172,8 +172,38 @@
     </w:p>
     <w:p>
       <w:pPr>
+        <w:spacing w:before="0" w:after="0" w:line="240" w:lineRule="auto"/>
+        <w:jc w:val="center"/>
+      </w:pPr>
+      <w:r>
+        <w:rPr>
+          <w:b/>
+          <w:color w:val="FFFFFF"/>
+          <w:sz w:val="38"/>
+        </w:rPr>
+        <w:t xml:space="preserve">Reflecti</w:t>
+      </w:r>
+      <w:r>
+        <w:rPr>
+          <w:b/>
+          <w:color w:val="2DCDB6"/>
+          <w:sz w:val="38"/>
+        </w:rPr>
+        <w:t xml:space="preserve">o</w:t>
+      </w:r>
+      <w:r>
+        <w:rPr>
+          <w:b/>
+          <w:color w:val="FFFFFF"/>
+          <w:sz w:val="38"/>
+        </w:rPr>
+        <w:t xml:space="preserve">n</w:t>
+      </w:r>
+    </w:p>
+    <w:p>
+      <w:pPr>
         <w:pStyle w:val="CoverRule"/>
-        <w:spacing w:before="340" w:after="320"/>
+        <w:spacing w:before="240" w:after="260"/>
       </w:pPr>
     </w:p>
     <w:p>
@@ -225,7 +255,7 @@
     </w:p>
     <w:p>
       <w:pPr>
-        <w:spacing w:before="0" w:after="1500" w:line="240" w:lineRule="auto"/>
+        <w:spacing w:before="0" w:after="1300" w:line="240" w:lineRule="auto"/>
       </w:pPr>
     </w:p>
     <w:tbl>
@@ -536,10 +566,7 @@
     </w:tbl>
     <w:p>
       <w:pPr>
-        <w:spacing w:before="0" w:after="60"/>
-        <w:rPr>
-          <w:sz w:val="12"/>
-        </w:rPr>
+        <w:spacing w:before="0" w:after="1000" w:line="240" w:lineRule="auto"/>
       </w:pPr>
     </w:p>
     <w:p>
@@ -1349,6 +1376,31 @@
         <w:t>; otherwise do not enable that extension.</w:t>
       </w:r>
     </w:p>
+    <w:p>
+      <w:pPr>
+        <w:pStyle w:val="Lead-in"/>
+      </w:pPr>
+      <w:r>
+        <w:t xml:space="preserve">Generate the AES key with </w:t>
+      </w:r>
+      <w:r>
+        <w:rPr>
+          <w:rStyle w:val="CodeInline"/>
+        </w:rPr>
+        <w:t xml:space="preserve">lib/crypt.js</w:t>
+      </w:r>
+      <w:r>
+        <w:t xml:space="preserve">:</w:t>
+      </w:r>
+    </w:p>
+    <w:p>
+      <w:pPr>
+        <w:pStyle w:val="CodeBlock"/>
+      </w:pPr>
+      <w:r>
+        <w:t xml:space="preserve">node lib/crypt.js encrypt "&lt;your-secret-key&gt;"</w:t>
+      </w:r>
+    </w:p>
     <w:tbl>
       <w:tblPr>
         <w:tblW w:type="auto" w:w="0"/>
@@ -1444,13 +1496,13 @@
         <w:pStyle w:val="CodeBlock"/>
       </w:pPr>
       <w:r>
-        <w:t>{</w:t>
+        <w:t xml:space="preserve">{</w:t>
       </w:r>
       <w:r>
         <w:br/>
       </w:r>
       <w:r>
-        <w:t xml:space="preserve">  "key": "env:REFLECTION_CONTROL_KEY",</w:t>
+        <w:t xml:space="preserve">  "key": "env:REFLECTION_CRYPT_KEY",</w:t>
       </w:r>
       <w:r>
         <w:br/>
@@ -1462,13 +1514,19 @@
         <w:br/>
       </w:r>
       <w:r>
-        <w:t xml:space="preserve">  "fips_mode": false</w:t>
+        <w:t xml:space="preserve">  "fips_mode": false,</w:t>
       </w:r>
       <w:r>
         <w:br/>
       </w:r>
       <w:r>
-        <w:t>}</w:t>
+        <w:t xml:space="preserve">  "use_checksum": false</w:t>
+      </w:r>
+      <w:r>
+        <w:br/>
+      </w:r>
+      <w:r>
+        <w:t xml:space="preserve">}</w:t>
       </w:r>
     </w:p>
     <w:p>
@@ -1486,6 +1544,18 @@
       </w:r>
       <w:r>
         <w:t xml:space="preserve"> flag as true.</w:t>
+      </w:r>
+      <w:r>
+        <w:t xml:space="preserve"> If using the AES extension, change the </w:t>
+      </w:r>
+      <w:r>
+        <w:rPr>
+          <w:rStyle w:val="CodeInline"/>
+        </w:rPr>
+        <w:t xml:space="preserve">use_checksum</w:t>
+      </w:r>
+      <w:r>
+        <w:t xml:space="preserve"> flag to true.</w:t>
       </w:r>
     </w:p>
     <w:p>
@@ -2662,51 +2732,7 @@
                 <w:color w:val="FFFFFF"/>
                 <w:sz w:val="21"/>
               </w:rPr>
-              <w:t xml:space="preserve">[ insert support email address ]</w:t>
-            </w:r>
-          </w:p>
-        </w:tc>
-        <w:trPr>
-          <w:cantSplit/>
-        </w:trPr>
-      </w:tr>
-      <w:tr>
-        <w:tc>
-          <w:tcPr>
-            <w:tcW w:type="dxa" w:w="2200"/>
-            <w:vAlign w:val="center"/>
-          </w:tcPr>
-          <w:p>
-            <w:pPr>
-              <w:spacing w:before="60" w:after="60" w:line="240" w:lineRule="auto"/>
-            </w:pPr>
-            <w:r>
-              <w:rPr>
-                <w:b/>
-                <w:color w:val="2DCDB6"/>
-                <w:sz w:val="19"/>
-                <w:caps w:val="1"/>
-                <w:spacing w:val="30"/>
-              </w:rPr>
-              <w:t xml:space="preserve">Telephone</w:t>
-            </w:r>
-          </w:p>
-        </w:tc>
-        <w:tc>
-          <w:tcPr>
-            <w:tcW w:type="dxa" w:w="7016"/>
-            <w:vAlign w:val="center"/>
-          </w:tcPr>
-          <w:p>
-            <w:pPr>
-              <w:spacing w:before="60" w:after="60" w:line="240" w:lineRule="auto"/>
-            </w:pPr>
-            <w:r>
-              <w:rPr>
-                <w:color w:val="FFFFFF"/>
-                <w:sz w:val="21"/>
-              </w:rPr>
-              <w:t xml:space="preserve">[ insert support telephone number ]</w:t>
+              <w:t xml:space="preserve">support@tekmonks.com</w:t>
             </w:r>
           </w:p>
         </w:tc>
@@ -2750,7 +2776,7 @@
                 <w:color w:val="FFFFFF"/>
                 <w:sz w:val="21"/>
               </w:rPr>
-              <w:t xml:space="preserve">[ insert support hours and time zone ]</w:t>
+              <w:t xml:space="preserve">9.00 am to 9.00 pm IST (Mon-Friday)</w:t>
             </w:r>
           </w:p>
         </w:tc>
@@ -2761,10 +2787,7 @@
     </w:tbl>
     <w:p>
       <w:pPr>
-        <w:spacing w:before="0" w:after="60"/>
-        <w:rPr>
-          <w:sz w:val="12"/>
-        </w:rPr>
+        <w:spacing w:before="0" w:after="2100" w:line="240" w:lineRule="auto"/>
       </w:pPr>
     </w:p>
     <w:p>
@@ -2777,9 +2800,9 @@
           <w:color w:val="8FA0B2"/>
           <w:sz w:val="19"/>
           <w:caps w:val="1"/>
-          <w:spacing w:val="34"/>
+          <w:spacing w:val="20"/>
         </w:rPr>
-        <w:t xml:space="preserve">Reflection · Client Handover Manual</w:t>
+        <w:t xml:space="preserve">Reflection · Deployment &amp; Installation Guide</w:t>
       </w:r>
     </w:p>
     <w:p>
@@ -2792,7 +2815,7 @@
           <w:color w:val="8FA0B2"/>
           <w:sz w:val="19"/>
         </w:rPr>
-        <w:t xml:space="preserve">Part I · Deployment &amp; Installation Guide · Version 1.0</w:t>
+        <w:t xml:space="preserve">Part I · Version 1.0</w:t>
       </w:r>
     </w:p>
     <w:p>
@@ -2854,7 +2877,7 @@
 </w:ftr>
 </file>
 
-<file path=word/footer10.xml><?xml version="1.0" encoding="utf-8"?>
+<file path=word/footer2.xml><?xml version="1.0" encoding="utf-8"?>
 <w:ftr xmlns:m="http://schemas.openxmlformats.org/officeDocument/2006/math" xmlns:mc="http://schemas.openxmlformats.org/markup-compatibility/2006" xmlns:mo="http://schemas.microsoft.com/office/mac/office/2008/main" xmlns:mv="urn:schemas-microsoft-com:mac:vml" xmlns:o="urn:schemas-microsoft-com:office:office" xmlns:r="http://schemas.openxmlformats.org/officeDocument/2006/relationships" xmlns:v="urn:schemas-microsoft-com:vml" xmlns:w10="urn:schemas-microsoft-com:office:word" xmlns:w14="http://schemas.microsoft.com/office/word/2010/wordml" xmlns:w="http://schemas.openxmlformats.org/wordprocessingml/2006/main" xmlns:wne="http://schemas.microsoft.com/office/word/2006/wordml" xmlns:wp14="http://schemas.microsoft.com/office/word/2010/wordprocessingDrawing" xmlns:wp="http://schemas.openxmlformats.org/drawingml/2006/wordprocessingDrawing" xmlns:wpc="http://schemas.microsoft.com/office/word/2010/wordprocessingCanvas" xmlns:wpg="http://schemas.microsoft.com/office/word/2010/wordprocessingGroup" xmlns:wpi="http://schemas.microsoft.com/office/word/2010/wordprocessingInk" xmlns:wps="http://schemas.microsoft.com/office/word/2010/wordprocessingShape" mc:Ignorable="w14 wp14">
   <w:p>
     <w:pPr>
@@ -2868,21 +2891,7 @@
 </w:ftr>
 </file>
 
-<file path=word/footer11.xml><?xml version="1.0" encoding="utf-8"?>
-<w:ftr xmlns:m="http://schemas.openxmlformats.org/officeDocument/2006/math" xmlns:mc="http://schemas.openxmlformats.org/markup-compatibility/2006" xmlns:mo="http://schemas.microsoft.com/office/mac/office/2008/main" xmlns:mv="urn:schemas-microsoft-com:mac:vml" xmlns:o="urn:schemas-microsoft-com:office:office" xmlns:r="http://schemas.openxmlformats.org/officeDocument/2006/relationships" xmlns:v="urn:schemas-microsoft-com:vml" xmlns:w10="urn:schemas-microsoft-com:office:word" xmlns:w14="http://schemas.microsoft.com/office/word/2010/wordml" xmlns:w="http://schemas.openxmlformats.org/wordprocessingml/2006/main" xmlns:wne="http://schemas.microsoft.com/office/word/2006/wordml" xmlns:wp14="http://schemas.microsoft.com/office/word/2010/wordprocessingDrawing" xmlns:wp="http://schemas.openxmlformats.org/drawingml/2006/wordprocessingDrawing" xmlns:wpc="http://schemas.microsoft.com/office/word/2010/wordprocessingCanvas" xmlns:wpg="http://schemas.microsoft.com/office/word/2010/wordprocessingGroup" xmlns:wpi="http://schemas.microsoft.com/office/word/2010/wordprocessingInk" xmlns:wps="http://schemas.microsoft.com/office/word/2010/wordprocessingShape" mc:Ignorable="w14 wp14">
-  <w:p>
-    <w:pPr>
-      <w:pBdr>
-        <w:top w:val="nil"/>
-        <w:bottom w:val="nil"/>
-      </w:pBdr>
-      <w:spacing w:after="0" w:before="0"/>
-    </w:pPr>
-  </w:p>
-</w:ftr>
-</file>
-
-<file path=word/footer12.xml><?xml version="1.0" encoding="utf-8"?>
+<file path=word/footer8.xml><?xml version="1.0" encoding="utf-8"?>
 <w:ftr xmlns:m="http://schemas.openxmlformats.org/officeDocument/2006/math" xmlns:mc="http://schemas.openxmlformats.org/markup-compatibility/2006" xmlns:mo="http://schemas.microsoft.com/office/mac/office/2008/main" xmlns:mv="urn:schemas-microsoft-com:mac:vml" xmlns:o="urn:schemas-microsoft-com:office:office" xmlns:r="http://schemas.openxmlformats.org/officeDocument/2006/relationships" xmlns:v="urn:schemas-microsoft-com:vml" xmlns:w10="urn:schemas-microsoft-com:office:word" xmlns:w14="http://schemas.microsoft.com/office/word/2010/wordml" xmlns:w="http://schemas.openxmlformats.org/wordprocessingml/2006/main" xmlns:wne="http://schemas.microsoft.com/office/word/2006/wordml" xmlns:wp14="http://schemas.microsoft.com/office/word/2010/wordprocessingDrawing" xmlns:wp="http://schemas.openxmlformats.org/drawingml/2006/wordprocessingDrawing" xmlns:wpc="http://schemas.microsoft.com/office/word/2010/wordprocessingCanvas" xmlns:wpg="http://schemas.microsoft.com/office/word/2010/wordprocessingGroup" xmlns:wpi="http://schemas.microsoft.com/office/word/2010/wordprocessingInk" xmlns:wps="http://schemas.microsoft.com/office/word/2010/wordprocessingShape" mc:Ignorable="w14 wp14">
   <w:p>
     <w:pPr>
@@ -2900,7 +2909,7 @@
         <w:color w:val="5C6672"/>
         <w:sz w:val="17"/>
       </w:rPr>
-      <w:t>Reflection  |  Client Handover Manual</w:t>
+      <w:t xml:space="preserve">Reflection  |  Deployment &amp; Installation Guide</w:t>
     </w:r>
     <w:r>
       <w:rPr>
@@ -2993,320 +3002,6 @@
       </w:rPr>
       <w:fldChar w:fldCharType="end"/>
     </w:r>
-  </w:p>
-</w:ftr>
-</file>
-
-<file path=word/footer2.xml><?xml version="1.0" encoding="utf-8"?>
-<w:ftr xmlns:m="http://schemas.openxmlformats.org/officeDocument/2006/math" xmlns:mc="http://schemas.openxmlformats.org/markup-compatibility/2006" xmlns:mo="http://schemas.microsoft.com/office/mac/office/2008/main" xmlns:mv="urn:schemas-microsoft-com:mac:vml" xmlns:o="urn:schemas-microsoft-com:office:office" xmlns:r="http://schemas.openxmlformats.org/officeDocument/2006/relationships" xmlns:v="urn:schemas-microsoft-com:vml" xmlns:w10="urn:schemas-microsoft-com:office:word" xmlns:w14="http://schemas.microsoft.com/office/word/2010/wordml" xmlns:w="http://schemas.openxmlformats.org/wordprocessingml/2006/main" xmlns:wne="http://schemas.microsoft.com/office/word/2006/wordml" xmlns:wp14="http://schemas.microsoft.com/office/word/2010/wordprocessingDrawing" xmlns:wp="http://schemas.openxmlformats.org/drawingml/2006/wordprocessingDrawing" xmlns:wpc="http://schemas.microsoft.com/office/word/2010/wordprocessingCanvas" xmlns:wpg="http://schemas.microsoft.com/office/word/2010/wordprocessingGroup" xmlns:wpi="http://schemas.microsoft.com/office/word/2010/wordprocessingInk" xmlns:wps="http://schemas.microsoft.com/office/word/2010/wordprocessingShape" mc:Ignorable="w14 wp14">
-  <w:p>
-    <w:pPr>
-      <w:pBdr>
-        <w:top w:val="nil"/>
-        <w:bottom w:val="nil"/>
-      </w:pBdr>
-      <w:spacing w:after="0" w:before="0"/>
-    </w:pPr>
-  </w:p>
-</w:ftr>
-</file>
-
-<file path=word/footer3.xml><?xml version="1.0" encoding="utf-8"?>
-<w:ftr xmlns:m="http://schemas.openxmlformats.org/officeDocument/2006/math" xmlns:mc="http://schemas.openxmlformats.org/markup-compatibility/2006" xmlns:mo="http://schemas.microsoft.com/office/mac/office/2008/main" xmlns:mv="urn:schemas-microsoft-com:mac:vml" xmlns:o="urn:schemas-microsoft-com:office:office" xmlns:r="http://schemas.openxmlformats.org/officeDocument/2006/relationships" xmlns:v="urn:schemas-microsoft-com:vml" xmlns:w10="urn:schemas-microsoft-com:office:word" xmlns:w14="http://schemas.microsoft.com/office/word/2010/wordml" xmlns:w="http://schemas.openxmlformats.org/wordprocessingml/2006/main" xmlns:wne="http://schemas.microsoft.com/office/word/2006/wordml" xmlns:wp14="http://schemas.microsoft.com/office/word/2010/wordprocessingDrawing" xmlns:wp="http://schemas.openxmlformats.org/drawingml/2006/wordprocessingDrawing" xmlns:wpc="http://schemas.microsoft.com/office/word/2010/wordprocessingCanvas" xmlns:wpg="http://schemas.microsoft.com/office/word/2010/wordprocessingGroup" xmlns:wpi="http://schemas.microsoft.com/office/word/2010/wordprocessingInk" xmlns:wps="http://schemas.microsoft.com/office/word/2010/wordprocessingShape" mc:Ignorable="w14 wp14">
-  <w:p>
-    <w:pPr>
-      <w:pBdr>
-        <w:top w:val="nil"/>
-        <w:bottom w:val="nil"/>
-      </w:pBdr>
-      <w:spacing w:after="0" w:before="0"/>
-    </w:pPr>
-  </w:p>
-</w:ftr>
-</file>
-
-<file path=word/footer4.xml><?xml version="1.0" encoding="utf-8"?>
-<w:ftr xmlns:m="http://schemas.openxmlformats.org/officeDocument/2006/math" xmlns:mc="http://schemas.openxmlformats.org/markup-compatibility/2006" xmlns:mo="http://schemas.microsoft.com/office/mac/office/2008/main" xmlns:mv="urn:schemas-microsoft-com:mac:vml" xmlns:o="urn:schemas-microsoft-com:office:office" xmlns:r="http://schemas.openxmlformats.org/officeDocument/2006/relationships" xmlns:v="urn:schemas-microsoft-com:vml" xmlns:w10="urn:schemas-microsoft-com:office:word" xmlns:w14="http://schemas.microsoft.com/office/word/2010/wordml" xmlns:w="http://schemas.openxmlformats.org/wordprocessingml/2006/main" xmlns:wne="http://schemas.microsoft.com/office/word/2006/wordml" xmlns:wp14="http://schemas.microsoft.com/office/word/2010/wordprocessingDrawing" xmlns:wp="http://schemas.openxmlformats.org/drawingml/2006/wordprocessingDrawing" xmlns:wpc="http://schemas.microsoft.com/office/word/2010/wordprocessingCanvas" xmlns:wpg="http://schemas.microsoft.com/office/word/2010/wordprocessingGroup" xmlns:wpi="http://schemas.microsoft.com/office/word/2010/wordprocessingInk" xmlns:wps="http://schemas.microsoft.com/office/word/2010/wordprocessingShape" mc:Ignorable="w14 wp14">
-  <w:p>
-    <w:pPr>
-      <w:pStyle w:val="Footer"/>
-      <w:tabs>
-        <w:tab w:val="clear" w:pos="4513"/>
-        <w:tab w:val="clear" w:pos="4680"/>
-        <w:tab w:val="clear" w:pos="9026"/>
-        <w:tab w:val="clear" w:pos="9360"/>
-        <w:tab w:val="right" w:pos="9216"/>
-      </w:tabs>
-    </w:pPr>
-    <w:r>
-      <w:rPr>
-        <w:color w:val="5C6672"/>
-        <w:sz w:val="17"/>
-      </w:rPr>
-      <w:t>Reflection  |  Client Handover Manual</w:t>
-    </w:r>
-    <w:r>
-      <w:rPr>
-        <w:color w:val="5C6672"/>
-        <w:sz w:val="17"/>
-      </w:rPr>
-      <w:tab/>
-    </w:r>
-    <w:r>
-      <w:rPr>
-        <w:color w:val="5C6672"/>
-        <w:sz w:val="17"/>
-      </w:rPr>
-      <w:t xml:space="preserve">Page </w:t>
-    </w:r>
-    <w:r>
-      <w:rPr>
-        <w:color w:val="5C6672"/>
-        <w:sz w:val="17"/>
-      </w:rPr>
-      <w:fldChar w:fldCharType="begin"/>
-    </w:r>
-    <w:r>
-      <w:rPr>
-        <w:color w:val="5C6672"/>
-        <w:sz w:val="17"/>
-      </w:rPr>
-      <w:instrText xml:space="preserve"> PAGE </w:instrText>
-    </w:r>
-    <w:r>
-      <w:rPr>
-        <w:color w:val="5C6672"/>
-        <w:sz w:val="17"/>
-      </w:rPr>
-      <w:fldChar w:fldCharType="separate"/>
-    </w:r>
-    <w:r>
-      <w:rPr>
-        <w:color w:val="5C6672"/>
-        <w:sz w:val="17"/>
-      </w:rPr>
-      <w:t>1</w:t>
-    </w:r>
-    <w:r>
-      <w:rPr>
-        <w:color w:val="5C6672"/>
-        <w:sz w:val="17"/>
-      </w:rPr>
-      <w:fldChar w:fldCharType="end"/>
-    </w:r>
-    <w:r>
-      <w:rPr>
-        <w:color w:val="5C6672"/>
-        <w:sz w:val="17"/>
-      </w:rPr>
-      <w:t xml:space="preserve"> of </w:t>
-    </w:r>
-    <w:r>
-      <w:rPr>
-        <w:color w:val="5C6672"/>
-        <w:sz w:val="17"/>
-      </w:rPr>
-      <w:fldChar w:fldCharType="begin"/>
-    </w:r>
-    <w:r>
-      <w:rPr>
-        <w:color w:val="5C6672"/>
-        <w:sz w:val="17"/>
-      </w:rPr>
-      <w:instrText xml:space="preserve"> NUMPAGES </w:instrText>
-    </w:r>
-    <w:r>
-      <w:rPr>
-        <w:color w:val="5C6672"/>
-        <w:sz w:val="17"/>
-      </w:rPr>
-      <w:fldChar w:fldCharType="separate"/>
-    </w:r>
-    <w:r>
-      <w:rPr>
-        <w:color w:val="5C6672"/>
-        <w:sz w:val="17"/>
-      </w:rPr>
-      <w:t>1</w:t>
-    </w:r>
-    <w:r>
-      <w:rPr>
-        <w:color w:val="5C6672"/>
-        <w:sz w:val="17"/>
-      </w:rPr>
-      <w:fldChar w:fldCharType="end"/>
-    </w:r>
-  </w:p>
-</w:ftr>
-</file>
-
-<file path=word/footer5.xml><?xml version="1.0" encoding="utf-8"?>
-<w:ftr xmlns:m="http://schemas.openxmlformats.org/officeDocument/2006/math" xmlns:mc="http://schemas.openxmlformats.org/markup-compatibility/2006" xmlns:mo="http://schemas.microsoft.com/office/mac/office/2008/main" xmlns:mv="urn:schemas-microsoft-com:mac:vml" xmlns:o="urn:schemas-microsoft-com:office:office" xmlns:r="http://schemas.openxmlformats.org/officeDocument/2006/relationships" xmlns:v="urn:schemas-microsoft-com:vml" xmlns:w10="urn:schemas-microsoft-com:office:word" xmlns:w14="http://schemas.microsoft.com/office/word/2010/wordml" xmlns:w="http://schemas.openxmlformats.org/wordprocessingml/2006/main" xmlns:wne="http://schemas.microsoft.com/office/word/2006/wordml" xmlns:wp14="http://schemas.microsoft.com/office/word/2010/wordprocessingDrawing" xmlns:wp="http://schemas.openxmlformats.org/drawingml/2006/wordprocessingDrawing" xmlns:wpc="http://schemas.microsoft.com/office/word/2010/wordprocessingCanvas" xmlns:wpg="http://schemas.microsoft.com/office/word/2010/wordprocessingGroup" xmlns:wpi="http://schemas.microsoft.com/office/word/2010/wordprocessingInk" xmlns:wps="http://schemas.microsoft.com/office/word/2010/wordprocessingShape" mc:Ignorable="w14 wp14">
-  <w:p>
-    <w:pPr>
-      <w:pBdr>
-        <w:top w:val="nil"/>
-        <w:bottom w:val="nil"/>
-      </w:pBdr>
-      <w:spacing w:after="0" w:before="0"/>
-    </w:pPr>
-  </w:p>
-</w:ftr>
-</file>
-
-<file path=word/footer6.xml><?xml version="1.0" encoding="utf-8"?>
-<w:ftr xmlns:m="http://schemas.openxmlformats.org/officeDocument/2006/math" xmlns:mc="http://schemas.openxmlformats.org/markup-compatibility/2006" xmlns:mo="http://schemas.microsoft.com/office/mac/office/2008/main" xmlns:mv="urn:schemas-microsoft-com:mac:vml" xmlns:o="urn:schemas-microsoft-com:office:office" xmlns:r="http://schemas.openxmlformats.org/officeDocument/2006/relationships" xmlns:v="urn:schemas-microsoft-com:vml" xmlns:w10="urn:schemas-microsoft-com:office:word" xmlns:w14="http://schemas.microsoft.com/office/word/2010/wordml" xmlns:w="http://schemas.openxmlformats.org/wordprocessingml/2006/main" xmlns:wne="http://schemas.microsoft.com/office/word/2006/wordml" xmlns:wp14="http://schemas.microsoft.com/office/word/2010/wordprocessingDrawing" xmlns:wp="http://schemas.openxmlformats.org/drawingml/2006/wordprocessingDrawing" xmlns:wpc="http://schemas.microsoft.com/office/word/2010/wordprocessingCanvas" xmlns:wpg="http://schemas.microsoft.com/office/word/2010/wordprocessingGroup" xmlns:wpi="http://schemas.microsoft.com/office/word/2010/wordprocessingInk" xmlns:wps="http://schemas.microsoft.com/office/word/2010/wordprocessingShape" mc:Ignorable="w14 wp14">
-  <w:p>
-    <w:pPr>
-      <w:pBdr>
-        <w:top w:val="nil"/>
-        <w:bottom w:val="nil"/>
-      </w:pBdr>
-      <w:spacing w:after="0" w:before="0"/>
-    </w:pPr>
-  </w:p>
-</w:ftr>
-</file>
-
-<file path=word/footer7.xml><?xml version="1.0" encoding="utf-8"?>
-<w:ftr xmlns:m="http://schemas.openxmlformats.org/officeDocument/2006/math" xmlns:mc="http://schemas.openxmlformats.org/markup-compatibility/2006" xmlns:mo="http://schemas.microsoft.com/office/mac/office/2008/main" xmlns:mv="urn:schemas-microsoft-com:mac:vml" xmlns:o="urn:schemas-microsoft-com:office:office" xmlns:r="http://schemas.openxmlformats.org/officeDocument/2006/relationships" xmlns:v="urn:schemas-microsoft-com:vml" xmlns:w10="urn:schemas-microsoft-com:office:word" xmlns:w14="http://schemas.microsoft.com/office/word/2010/wordml" xmlns:w="http://schemas.openxmlformats.org/wordprocessingml/2006/main" xmlns:wne="http://schemas.microsoft.com/office/word/2006/wordml" xmlns:wp14="http://schemas.microsoft.com/office/word/2010/wordprocessingDrawing" xmlns:wp="http://schemas.openxmlformats.org/drawingml/2006/wordprocessingDrawing" xmlns:wpc="http://schemas.microsoft.com/office/word/2010/wordprocessingCanvas" xmlns:wpg="http://schemas.microsoft.com/office/word/2010/wordprocessingGroup" xmlns:wpi="http://schemas.microsoft.com/office/word/2010/wordprocessingInk" xmlns:wps="http://schemas.microsoft.com/office/word/2010/wordprocessingShape" mc:Ignorable="w14 wp14">
-  <w:p>
-    <w:pPr>
-      <w:pBdr>
-        <w:top w:val="nil"/>
-        <w:bottom w:val="nil"/>
-      </w:pBdr>
-      <w:spacing w:after="0" w:before="0"/>
-    </w:pPr>
-  </w:p>
-</w:ftr>
-</file>
-
-<file path=word/footer8.xml><?xml version="1.0" encoding="utf-8"?>
-<w:ftr xmlns:m="http://schemas.openxmlformats.org/officeDocument/2006/math" xmlns:mc="http://schemas.openxmlformats.org/markup-compatibility/2006" xmlns:mo="http://schemas.microsoft.com/office/mac/office/2008/main" xmlns:mv="urn:schemas-microsoft-com:mac:vml" xmlns:o="urn:schemas-microsoft-com:office:office" xmlns:r="http://schemas.openxmlformats.org/officeDocument/2006/relationships" xmlns:v="urn:schemas-microsoft-com:vml" xmlns:w10="urn:schemas-microsoft-com:office:word" xmlns:w14="http://schemas.microsoft.com/office/word/2010/wordml" xmlns:w="http://schemas.openxmlformats.org/wordprocessingml/2006/main" xmlns:wne="http://schemas.microsoft.com/office/word/2006/wordml" xmlns:wp14="http://schemas.microsoft.com/office/word/2010/wordprocessingDrawing" xmlns:wp="http://schemas.openxmlformats.org/drawingml/2006/wordprocessingDrawing" xmlns:wpc="http://schemas.microsoft.com/office/word/2010/wordprocessingCanvas" xmlns:wpg="http://schemas.microsoft.com/office/word/2010/wordprocessingGroup" xmlns:wpi="http://schemas.microsoft.com/office/word/2010/wordprocessingInk" xmlns:wps="http://schemas.microsoft.com/office/word/2010/wordprocessingShape" mc:Ignorable="w14 wp14">
-  <w:p>
-    <w:pPr>
-      <w:pStyle w:val="Footer"/>
-      <w:tabs>
-        <w:tab w:val="clear" w:pos="4513"/>
-        <w:tab w:val="clear" w:pos="4680"/>
-        <w:tab w:val="clear" w:pos="9026"/>
-        <w:tab w:val="clear" w:pos="9360"/>
-        <w:tab w:val="right" w:pos="9216"/>
-      </w:tabs>
-    </w:pPr>
-    <w:r>
-      <w:rPr>
-        <w:color w:val="5C6672"/>
-        <w:sz w:val="17"/>
-      </w:rPr>
-      <w:t xml:space="preserve">Reflection  |  Deployment &amp; Installation Guide</w:t>
-    </w:r>
-    <w:r>
-      <w:rPr>
-        <w:color w:val="5C6672"/>
-        <w:sz w:val="17"/>
-      </w:rPr>
-      <w:tab/>
-    </w:r>
-    <w:r>
-      <w:rPr>
-        <w:color w:val="5C6672"/>
-        <w:sz w:val="17"/>
-      </w:rPr>
-      <w:t xml:space="preserve">Page </w:t>
-    </w:r>
-    <w:r>
-      <w:rPr>
-        <w:color w:val="5C6672"/>
-        <w:sz w:val="17"/>
-      </w:rPr>
-      <w:fldChar w:fldCharType="begin"/>
-    </w:r>
-    <w:r>
-      <w:rPr>
-        <w:color w:val="5C6672"/>
-        <w:sz w:val="17"/>
-      </w:rPr>
-      <w:instrText xml:space="preserve"> PAGE </w:instrText>
-    </w:r>
-    <w:r>
-      <w:rPr>
-        <w:color w:val="5C6672"/>
-        <w:sz w:val="17"/>
-      </w:rPr>
-      <w:fldChar w:fldCharType="separate"/>
-    </w:r>
-    <w:r>
-      <w:rPr>
-        <w:color w:val="5C6672"/>
-        <w:sz w:val="17"/>
-      </w:rPr>
-      <w:t>1</w:t>
-    </w:r>
-    <w:r>
-      <w:rPr>
-        <w:color w:val="5C6672"/>
-        <w:sz w:val="17"/>
-      </w:rPr>
-      <w:fldChar w:fldCharType="end"/>
-    </w:r>
-    <w:r>
-      <w:rPr>
-        <w:color w:val="5C6672"/>
-        <w:sz w:val="17"/>
-      </w:rPr>
-      <w:t xml:space="preserve"> of </w:t>
-    </w:r>
-    <w:r>
-      <w:rPr>
-        <w:color w:val="5C6672"/>
-        <w:sz w:val="17"/>
-      </w:rPr>
-      <w:fldChar w:fldCharType="begin"/>
-    </w:r>
-    <w:r>
-      <w:rPr>
-        <w:color w:val="5C6672"/>
-        <w:sz w:val="17"/>
-      </w:rPr>
-      <w:instrText xml:space="preserve"> NUMPAGES </w:instrText>
-    </w:r>
-    <w:r>
-      <w:rPr>
-        <w:color w:val="5C6672"/>
-        <w:sz w:val="17"/>
-      </w:rPr>
-      <w:fldChar w:fldCharType="separate"/>
-    </w:r>
-    <w:r>
-      <w:rPr>
-        <w:color w:val="5C6672"/>
-        <w:sz w:val="17"/>
-      </w:rPr>
-      <w:t>1</w:t>
-    </w:r>
-    <w:r>
-      <w:rPr>
-        <w:color w:val="5C6672"/>
-        <w:sz w:val="17"/>
-      </w:rPr>
-      <w:fldChar w:fldCharType="end"/>
-    </w:r>
-  </w:p>
-</w:ftr>
-</file>
-
-<file path=word/footer9.xml><?xml version="1.0" encoding="utf-8"?>
-<w:ftr xmlns:m="http://schemas.openxmlformats.org/officeDocument/2006/math" xmlns:mc="http://schemas.openxmlformats.org/markup-compatibility/2006" xmlns:mo="http://schemas.microsoft.com/office/mac/office/2008/main" xmlns:mv="urn:schemas-microsoft-com:mac:vml" xmlns:o="urn:schemas-microsoft-com:office:office" xmlns:r="http://schemas.openxmlformats.org/officeDocument/2006/relationships" xmlns:v="urn:schemas-microsoft-com:vml" xmlns:w10="urn:schemas-microsoft-com:office:word" xmlns:w14="http://schemas.microsoft.com/office/word/2010/wordml" xmlns:w="http://schemas.openxmlformats.org/wordprocessingml/2006/main" xmlns:wne="http://schemas.microsoft.com/office/word/2006/wordml" xmlns:wp14="http://schemas.microsoft.com/office/word/2010/wordprocessingDrawing" xmlns:wp="http://schemas.openxmlformats.org/drawingml/2006/wordprocessingDrawing" xmlns:wpc="http://schemas.microsoft.com/office/word/2010/wordprocessingCanvas" xmlns:wpg="http://schemas.microsoft.com/office/word/2010/wordprocessingGroup" xmlns:wpi="http://schemas.microsoft.com/office/word/2010/wordprocessingInk" xmlns:wps="http://schemas.microsoft.com/office/word/2010/wordprocessingShape" mc:Ignorable="w14 wp14">
-  <w:p>
-    <w:pPr>
-      <w:pBdr>
-        <w:top w:val="nil"/>
-        <w:bottom w:val="nil"/>
-      </w:pBdr>
-      <w:spacing w:after="0" w:before="0"/>
-    </w:pPr>
   </w:p>
 </w:ftr>
 </file>
@@ -3325,7 +3020,7 @@
 </w:hdr>
 </file>
 
-<file path=word/header10.xml><?xml version="1.0" encoding="utf-8"?>
+<file path=word/header2.xml><?xml version="1.0" encoding="utf-8"?>
 <w:hdr xmlns:m="http://schemas.openxmlformats.org/officeDocument/2006/math" xmlns:mc="http://schemas.openxmlformats.org/markup-compatibility/2006" xmlns:mo="http://schemas.microsoft.com/office/mac/office/2008/main" xmlns:mv="urn:schemas-microsoft-com:mac:vml" xmlns:o="urn:schemas-microsoft-com:office:office" xmlns:r="http://schemas.openxmlformats.org/officeDocument/2006/relationships" xmlns:v="urn:schemas-microsoft-com:vml" xmlns:w10="urn:schemas-microsoft-com:office:word" xmlns:w14="http://schemas.microsoft.com/office/word/2010/wordml" xmlns:w="http://schemas.openxmlformats.org/wordprocessingml/2006/main" xmlns:wne="http://schemas.microsoft.com/office/word/2006/wordml" xmlns:wp14="http://schemas.microsoft.com/office/word/2010/wordprocessingDrawing" xmlns:wp="http://schemas.openxmlformats.org/drawingml/2006/wordprocessingDrawing" xmlns:wpc="http://schemas.microsoft.com/office/word/2010/wordprocessingCanvas" xmlns:wpg="http://schemas.microsoft.com/office/word/2010/wordprocessingGroup" xmlns:wpi="http://schemas.microsoft.com/office/word/2010/wordprocessingInk" xmlns:wps="http://schemas.microsoft.com/office/word/2010/wordprocessingShape" mc:Ignorable="w14 wp14">
   <w:p>
     <w:pPr>
@@ -3339,21 +3034,7 @@
 </w:hdr>
 </file>
 
-<file path=word/header11.xml><?xml version="1.0" encoding="utf-8"?>
-<w:hdr xmlns:m="http://schemas.openxmlformats.org/officeDocument/2006/math" xmlns:mc="http://schemas.openxmlformats.org/markup-compatibility/2006" xmlns:mo="http://schemas.microsoft.com/office/mac/office/2008/main" xmlns:mv="urn:schemas-microsoft-com:mac:vml" xmlns:o="urn:schemas-microsoft-com:office:office" xmlns:r="http://schemas.openxmlformats.org/officeDocument/2006/relationships" xmlns:v="urn:schemas-microsoft-com:vml" xmlns:w10="urn:schemas-microsoft-com:office:word" xmlns:w14="http://schemas.microsoft.com/office/word/2010/wordml" xmlns:w="http://schemas.openxmlformats.org/wordprocessingml/2006/main" xmlns:wne="http://schemas.microsoft.com/office/word/2006/wordml" xmlns:wp14="http://schemas.microsoft.com/office/word/2010/wordprocessingDrawing" xmlns:wp="http://schemas.openxmlformats.org/drawingml/2006/wordprocessingDrawing" xmlns:wpc="http://schemas.microsoft.com/office/word/2010/wordprocessingCanvas" xmlns:wpg="http://schemas.microsoft.com/office/word/2010/wordprocessingGroup" xmlns:wpi="http://schemas.microsoft.com/office/word/2010/wordprocessingInk" xmlns:wps="http://schemas.microsoft.com/office/word/2010/wordprocessingShape" mc:Ignorable="w14 wp14">
-  <w:p>
-    <w:pPr>
-      <w:pBdr>
-        <w:top w:val="nil"/>
-        <w:bottom w:val="nil"/>
-      </w:pBdr>
-      <w:spacing w:after="0" w:before="0"/>
-    </w:pPr>
-  </w:p>
-</w:hdr>
-</file>
-
-<file path=word/header12.xml><?xml version="1.0" encoding="utf-8"?>
+<file path=word/header8.xml><?xml version="1.0" encoding="utf-8"?>
 <w:hdr xmlns:m="http://schemas.openxmlformats.org/officeDocument/2006/math" xmlns:mc="http://schemas.openxmlformats.org/markup-compatibility/2006" xmlns:mo="http://schemas.microsoft.com/office/mac/office/2008/main" xmlns:mv="urn:schemas-microsoft-com:mac:vml" xmlns:o="urn:schemas-microsoft-com:office:office" xmlns:r="http://schemas.openxmlformats.org/officeDocument/2006/relationships" xmlns:v="urn:schemas-microsoft-com:vml" xmlns:w10="urn:schemas-microsoft-com:office:word" xmlns:w14="http://schemas.microsoft.com/office/word/2010/wordml" xmlns:w="http://schemas.openxmlformats.org/wordprocessingml/2006/main" xmlns:wne="http://schemas.microsoft.com/office/word/2006/wordml" xmlns:wp14="http://schemas.microsoft.com/office/word/2010/wordprocessingDrawing" xmlns:wp="http://schemas.openxmlformats.org/drawingml/2006/wordprocessingDrawing" xmlns:wpc="http://schemas.microsoft.com/office/word/2010/wordprocessingCanvas" xmlns:wpg="http://schemas.microsoft.com/office/word/2010/wordprocessingGroup" xmlns:wpi="http://schemas.microsoft.com/office/word/2010/wordprocessingInk" xmlns:wps="http://schemas.microsoft.com/office/word/2010/wordprocessingShape" mc:Ignorable="w14 wp14">
   <w:p>
     <w:pPr>
@@ -3383,164 +3064,8 @@
         <w:color w:val="5C6672"/>
         <w:sz w:val="17"/>
       </w:rPr>
-      <w:t>Part II  ·  Administrator &amp; Operations Manual</w:t>
-    </w:r>
-  </w:p>
-</w:hdr>
-</file>
-
-<file path=word/header2.xml><?xml version="1.0" encoding="utf-8"?>
-<w:hdr xmlns:m="http://schemas.openxmlformats.org/officeDocument/2006/math" xmlns:mc="http://schemas.openxmlformats.org/markup-compatibility/2006" xmlns:mo="http://schemas.microsoft.com/office/mac/office/2008/main" xmlns:mv="urn:schemas-microsoft-com:mac:vml" xmlns:o="urn:schemas-microsoft-com:office:office" xmlns:r="http://schemas.openxmlformats.org/officeDocument/2006/relationships" xmlns:v="urn:schemas-microsoft-com:vml" xmlns:w10="urn:schemas-microsoft-com:office:word" xmlns:w14="http://schemas.microsoft.com/office/word/2010/wordml" xmlns:w="http://schemas.openxmlformats.org/wordprocessingml/2006/main" xmlns:wne="http://schemas.microsoft.com/office/word/2006/wordml" xmlns:wp14="http://schemas.microsoft.com/office/word/2010/wordprocessingDrawing" xmlns:wp="http://schemas.openxmlformats.org/drawingml/2006/wordprocessingDrawing" xmlns:wpc="http://schemas.microsoft.com/office/word/2010/wordprocessingCanvas" xmlns:wpg="http://schemas.microsoft.com/office/word/2010/wordprocessingGroup" xmlns:wpi="http://schemas.microsoft.com/office/word/2010/wordprocessingInk" xmlns:wps="http://schemas.microsoft.com/office/word/2010/wordprocessingShape" mc:Ignorable="w14 wp14">
-  <w:p>
-    <w:pPr>
-      <w:pBdr>
-        <w:top w:val="nil"/>
-        <w:bottom w:val="nil"/>
-      </w:pBdr>
-      <w:spacing w:after="0" w:before="0"/>
-    </w:pPr>
-  </w:p>
-</w:hdr>
-</file>
-
-<file path=word/header3.xml><?xml version="1.0" encoding="utf-8"?>
-<w:hdr xmlns:m="http://schemas.openxmlformats.org/officeDocument/2006/math" xmlns:mc="http://schemas.openxmlformats.org/markup-compatibility/2006" xmlns:mo="http://schemas.microsoft.com/office/mac/office/2008/main" xmlns:mv="urn:schemas-microsoft-com:mac:vml" xmlns:o="urn:schemas-microsoft-com:office:office" xmlns:r="http://schemas.openxmlformats.org/officeDocument/2006/relationships" xmlns:v="urn:schemas-microsoft-com:vml" xmlns:w10="urn:schemas-microsoft-com:office:word" xmlns:w14="http://schemas.microsoft.com/office/word/2010/wordml" xmlns:w="http://schemas.openxmlformats.org/wordprocessingml/2006/main" xmlns:wne="http://schemas.microsoft.com/office/word/2006/wordml" xmlns:wp14="http://schemas.microsoft.com/office/word/2010/wordprocessingDrawing" xmlns:wp="http://schemas.openxmlformats.org/drawingml/2006/wordprocessingDrawing" xmlns:wpc="http://schemas.microsoft.com/office/word/2010/wordprocessingCanvas" xmlns:wpg="http://schemas.microsoft.com/office/word/2010/wordprocessingGroup" xmlns:wpi="http://schemas.microsoft.com/office/word/2010/wordprocessingInk" xmlns:wps="http://schemas.microsoft.com/office/word/2010/wordprocessingShape" mc:Ignorable="w14 wp14">
-  <w:p>
-    <w:pPr>
-      <w:pBdr>
-        <w:top w:val="nil"/>
-        <w:bottom w:val="nil"/>
-      </w:pBdr>
-      <w:spacing w:after="0" w:before="0"/>
-    </w:pPr>
-  </w:p>
-</w:hdr>
-</file>
-
-<file path=word/header4.xml><?xml version="1.0" encoding="utf-8"?>
-<w:hdr xmlns:m="http://schemas.openxmlformats.org/officeDocument/2006/math" xmlns:mc="http://schemas.openxmlformats.org/markup-compatibility/2006" xmlns:mo="http://schemas.microsoft.com/office/mac/office/2008/main" xmlns:mv="urn:schemas-microsoft-com:mac:vml" xmlns:o="urn:schemas-microsoft-com:office:office" xmlns:r="http://schemas.openxmlformats.org/officeDocument/2006/relationships" xmlns:v="urn:schemas-microsoft-com:vml" xmlns:w10="urn:schemas-microsoft-com:office:word" xmlns:w14="http://schemas.microsoft.com/office/word/2010/wordml" xmlns:w="http://schemas.openxmlformats.org/wordprocessingml/2006/main" xmlns:wne="http://schemas.microsoft.com/office/word/2006/wordml" xmlns:wp14="http://schemas.microsoft.com/office/word/2010/wordprocessingDrawing" xmlns:wp="http://schemas.openxmlformats.org/drawingml/2006/wordprocessingDrawing" xmlns:wpc="http://schemas.microsoft.com/office/word/2010/wordprocessingCanvas" xmlns:wpg="http://schemas.microsoft.com/office/word/2010/wordprocessingGroup" xmlns:wpi="http://schemas.microsoft.com/office/word/2010/wordprocessingInk" xmlns:wps="http://schemas.microsoft.com/office/word/2010/wordprocessingShape" mc:Ignorable="w14 wp14">
-  <w:p>
-    <w:pPr>
-      <w:pStyle w:val="Header"/>
-      <w:tabs>
-        <w:tab w:val="clear" w:pos="4513"/>
-        <w:tab w:val="clear" w:pos="4680"/>
-        <w:tab w:val="clear" w:pos="9026"/>
-        <w:tab w:val="clear" w:pos="9360"/>
-        <w:tab w:val="right" w:pos="9216"/>
-      </w:tabs>
-    </w:pPr>
-    <w:r>
-      <w:rPr>
-        <w:b/>
-        <w:color w:val="0A2647"/>
-        <w:sz w:val="17"/>
-        <w:spacing w:val="34"/>
-      </w:rPr>
-      <w:t>REFLECTION</w:t>
-    </w:r>
-    <w:r>
-      <w:tab/>
-    </w:r>
-    <w:r>
-      <w:rPr>
-        <w:color w:val="5C6672"/>
-        <w:sz w:val="17"/>
-      </w:rPr>
-      <w:t>Client Handover Manual</w:t>
-    </w:r>
-  </w:p>
-</w:hdr>
-</file>
-
-<file path=word/header5.xml><?xml version="1.0" encoding="utf-8"?>
-<w:hdr xmlns:m="http://schemas.openxmlformats.org/officeDocument/2006/math" xmlns:mc="http://schemas.openxmlformats.org/markup-compatibility/2006" xmlns:mo="http://schemas.microsoft.com/office/mac/office/2008/main" xmlns:mv="urn:schemas-microsoft-com:mac:vml" xmlns:o="urn:schemas-microsoft-com:office:office" xmlns:r="http://schemas.openxmlformats.org/officeDocument/2006/relationships" xmlns:v="urn:schemas-microsoft-com:vml" xmlns:w10="urn:schemas-microsoft-com:office:word" xmlns:w14="http://schemas.microsoft.com/office/word/2010/wordml" xmlns:w="http://schemas.openxmlformats.org/wordprocessingml/2006/main" xmlns:wne="http://schemas.microsoft.com/office/word/2006/wordml" xmlns:wp14="http://schemas.microsoft.com/office/word/2010/wordprocessingDrawing" xmlns:wp="http://schemas.openxmlformats.org/drawingml/2006/wordprocessingDrawing" xmlns:wpc="http://schemas.microsoft.com/office/word/2010/wordprocessingCanvas" xmlns:wpg="http://schemas.microsoft.com/office/word/2010/wordprocessingGroup" xmlns:wpi="http://schemas.microsoft.com/office/word/2010/wordprocessingInk" xmlns:wps="http://schemas.microsoft.com/office/word/2010/wordprocessingShape" mc:Ignorable="w14 wp14">
-  <w:p>
-    <w:pPr>
-      <w:pBdr>
-        <w:top w:val="nil"/>
-        <w:bottom w:val="nil"/>
-      </w:pBdr>
-      <w:spacing w:after="0" w:before="0"/>
-    </w:pPr>
-  </w:p>
-</w:hdr>
-</file>
-
-<file path=word/header6.xml><?xml version="1.0" encoding="utf-8"?>
-<w:hdr xmlns:m="http://schemas.openxmlformats.org/officeDocument/2006/math" xmlns:mc="http://schemas.openxmlformats.org/markup-compatibility/2006" xmlns:mo="http://schemas.microsoft.com/office/mac/office/2008/main" xmlns:mv="urn:schemas-microsoft-com:mac:vml" xmlns:o="urn:schemas-microsoft-com:office:office" xmlns:r="http://schemas.openxmlformats.org/officeDocument/2006/relationships" xmlns:v="urn:schemas-microsoft-com:vml" xmlns:w10="urn:schemas-microsoft-com:office:word" xmlns:w14="http://schemas.microsoft.com/office/word/2010/wordml" xmlns:w="http://schemas.openxmlformats.org/wordprocessingml/2006/main" xmlns:wne="http://schemas.microsoft.com/office/word/2006/wordml" xmlns:wp14="http://schemas.microsoft.com/office/word/2010/wordprocessingDrawing" xmlns:wp="http://schemas.openxmlformats.org/drawingml/2006/wordprocessingDrawing" xmlns:wpc="http://schemas.microsoft.com/office/word/2010/wordprocessingCanvas" xmlns:wpg="http://schemas.microsoft.com/office/word/2010/wordprocessingGroup" xmlns:wpi="http://schemas.microsoft.com/office/word/2010/wordprocessingInk" xmlns:wps="http://schemas.microsoft.com/office/word/2010/wordprocessingShape" mc:Ignorable="w14 wp14">
-  <w:p>
-    <w:pPr>
-      <w:pBdr>
-        <w:top w:val="nil"/>
-        <w:bottom w:val="nil"/>
-      </w:pBdr>
-      <w:spacing w:after="0" w:before="0"/>
-    </w:pPr>
-  </w:p>
-</w:hdr>
-</file>
-
-<file path=word/header7.xml><?xml version="1.0" encoding="utf-8"?>
-<w:hdr xmlns:m="http://schemas.openxmlformats.org/officeDocument/2006/math" xmlns:mc="http://schemas.openxmlformats.org/markup-compatibility/2006" xmlns:mo="http://schemas.microsoft.com/office/mac/office/2008/main" xmlns:mv="urn:schemas-microsoft-com:mac:vml" xmlns:o="urn:schemas-microsoft-com:office:office" xmlns:r="http://schemas.openxmlformats.org/officeDocument/2006/relationships" xmlns:v="urn:schemas-microsoft-com:vml" xmlns:w10="urn:schemas-microsoft-com:office:word" xmlns:w14="http://schemas.microsoft.com/office/word/2010/wordml" xmlns:w="http://schemas.openxmlformats.org/wordprocessingml/2006/main" xmlns:wne="http://schemas.microsoft.com/office/word/2006/wordml" xmlns:wp14="http://schemas.microsoft.com/office/word/2010/wordprocessingDrawing" xmlns:wp="http://schemas.openxmlformats.org/drawingml/2006/wordprocessingDrawing" xmlns:wpc="http://schemas.microsoft.com/office/word/2010/wordprocessingCanvas" xmlns:wpg="http://schemas.microsoft.com/office/word/2010/wordprocessingGroup" xmlns:wpi="http://schemas.microsoft.com/office/word/2010/wordprocessingInk" xmlns:wps="http://schemas.microsoft.com/office/word/2010/wordprocessingShape" mc:Ignorable="w14 wp14">
-  <w:p>
-    <w:pPr>
-      <w:pBdr>
-        <w:top w:val="nil"/>
-        <w:bottom w:val="nil"/>
-      </w:pBdr>
-      <w:spacing w:after="0" w:before="0"/>
-    </w:pPr>
-  </w:p>
-</w:hdr>
-</file>
-
-<file path=word/header8.xml><?xml version="1.0" encoding="utf-8"?>
-<w:hdr xmlns:m="http://schemas.openxmlformats.org/officeDocument/2006/math" xmlns:mc="http://schemas.openxmlformats.org/markup-compatibility/2006" xmlns:mo="http://schemas.microsoft.com/office/mac/office/2008/main" xmlns:mv="urn:schemas-microsoft-com:mac:vml" xmlns:o="urn:schemas-microsoft-com:office:office" xmlns:r="http://schemas.openxmlformats.org/officeDocument/2006/relationships" xmlns:v="urn:schemas-microsoft-com:vml" xmlns:w10="urn:schemas-microsoft-com:office:word" xmlns:w14="http://schemas.microsoft.com/office/word/2010/wordml" xmlns:w="http://schemas.openxmlformats.org/wordprocessingml/2006/main" xmlns:wne="http://schemas.microsoft.com/office/word/2006/wordml" xmlns:wp14="http://schemas.microsoft.com/office/word/2010/wordprocessingDrawing" xmlns:wp="http://schemas.openxmlformats.org/drawingml/2006/wordprocessingDrawing" xmlns:wpc="http://schemas.microsoft.com/office/word/2010/wordprocessingCanvas" xmlns:wpg="http://schemas.microsoft.com/office/word/2010/wordprocessingGroup" xmlns:wpi="http://schemas.microsoft.com/office/word/2010/wordprocessingInk" xmlns:wps="http://schemas.microsoft.com/office/word/2010/wordprocessingShape" mc:Ignorable="w14 wp14">
-  <w:p>
-    <w:pPr>
-      <w:pStyle w:val="Header"/>
-      <w:tabs>
-        <w:tab w:val="clear" w:pos="4513"/>
-        <w:tab w:val="clear" w:pos="4680"/>
-        <w:tab w:val="clear" w:pos="9026"/>
-        <w:tab w:val="clear" w:pos="9360"/>
-        <w:tab w:val="right" w:pos="9216"/>
-      </w:tabs>
-    </w:pPr>
-    <w:r>
-      <w:rPr>
-        <w:b/>
-        <w:color w:val="0A2647"/>
-        <w:sz w:val="17"/>
-        <w:spacing w:val="34"/>
-      </w:rPr>
-      <w:t>REFLECTION</w:t>
-    </w:r>
-    <w:r>
-      <w:tab/>
-    </w:r>
-    <w:r>
-      <w:rPr>
-        <w:color w:val="5C6672"/>
-        <w:sz w:val="17"/>
-      </w:rPr>
       <w:t xml:space="preserve">Part I  ·  Deployment &amp; Installation Guide</w:t>
     </w:r>
-  </w:p>
-</w:hdr>
-</file>
-
-<file path=word/header9.xml><?xml version="1.0" encoding="utf-8"?>
-<w:hdr xmlns:m="http://schemas.openxmlformats.org/officeDocument/2006/math" xmlns:mc="http://schemas.openxmlformats.org/markup-compatibility/2006" xmlns:mo="http://schemas.microsoft.com/office/mac/office/2008/main" xmlns:mv="urn:schemas-microsoft-com:mac:vml" xmlns:o="urn:schemas-microsoft-com:office:office" xmlns:r="http://schemas.openxmlformats.org/officeDocument/2006/relationships" xmlns:v="urn:schemas-microsoft-com:vml" xmlns:w10="urn:schemas-microsoft-com:office:word" xmlns:w14="http://schemas.microsoft.com/office/word/2010/wordml" xmlns:w="http://schemas.openxmlformats.org/wordprocessingml/2006/main" xmlns:wne="http://schemas.microsoft.com/office/word/2006/wordml" xmlns:wp14="http://schemas.microsoft.com/office/word/2010/wordprocessingDrawing" xmlns:wp="http://schemas.openxmlformats.org/drawingml/2006/wordprocessingDrawing" xmlns:wpc="http://schemas.microsoft.com/office/word/2010/wordprocessingCanvas" xmlns:wpg="http://schemas.microsoft.com/office/word/2010/wordprocessingGroup" xmlns:wpi="http://schemas.microsoft.com/office/word/2010/wordprocessingInk" xmlns:wps="http://schemas.microsoft.com/office/word/2010/wordprocessingShape" mc:Ignorable="w14 wp14">
-  <w:p>
-    <w:pPr>
-      <w:pBdr>
-        <w:top w:val="nil"/>
-        <w:bottom w:val="nil"/>
-      </w:pBdr>
-      <w:spacing w:after="0" w:before="0"/>
-    </w:pPr>
   </w:p>
 </w:hdr>
 </file>

--- a/Reflection - Deployment and Installation Guide v1.0.docx
+++ b/Reflection - Deployment and Installation Guide v1.0.docx
@@ -2776,7 +2776,7 @@
                 <w:color w:val="FFFFFF"/>
                 <w:sz w:val="21"/>
               </w:rPr>
-              <w:t xml:space="preserve">9.00 am to 9.00 pm IST (Mon-Friday)</w:t>
+              <w:t xml:space="preserve">9.00 am to 9.00 pm IST (Monday - Friday)</w:t>
             </w:r>
           </w:p>
         </w:tc>
